--- a/docs/简介-introduction.docx
+++ b/docs/简介-introduction.docx
@@ -590,6 +590,481 @@
     </w:p>
     <w:p>
       <w:pPr>
+        <w:pStyle w:val="Heading3"/>
+        <w:jc w:val="left"/>
+      </w:pPr>
+      <w:r>
+        <w:rPr>
+          <w:rFonts w:ascii="Microsoft YaHei" w:hAnsi="Microsoft YaHei" w:eastAsia="Microsoft YaHei"/>
+          <w:b/>
+          <w:lang w:val="en-US" w:eastAsia="zh-CN"/>
+        </w:rPr>
+        <w:t>先按"溯源什么"分类</w:t>
+      </w:r>
+    </w:p>
+    <w:p>
+      <w:r>
+        <w:rPr>
+          <w:rFonts w:ascii="Microsoft YaHei" w:hAnsi="Microsoft YaHei" w:eastAsia="Microsoft YaHei"/>
+          <w:lang w:val="en-US" w:eastAsia="zh-CN"/>
+        </w:rPr>
+        <w:t>不按产品名比，按它们回答的问题比：</w:t>
+      </w:r>
+    </w:p>
+    <w:p>
+      <w:pPr>
+        <w:spacing w:before="140" w:after="20"/>
+      </w:pPr>
+      <w:r>
+        <w:rPr>
+          <w:rFonts w:ascii="Microsoft YaHei" w:hAnsi="Microsoft YaHei" w:eastAsia="Microsoft YaHei"/>
+          <w:b/>
+          <w:lang w:val="en-US" w:eastAsia="zh-CN"/>
+        </w:rPr>
+        <w:t>事实引用型</w:t>
+      </w:r>
+    </w:p>
+    <w:p>
+      <w:pPr>
+        <w:spacing w:after="20"/>
+        <w:ind w:left="280"/>
+      </w:pPr>
+      <w:r>
+        <w:rPr>
+          <w:rFonts w:ascii="Microsoft YaHei" w:hAnsi="Microsoft YaHei" w:eastAsia="Microsoft YaHei"/>
+          <w:b/>
+          <w:lang w:val="en-US" w:eastAsia="zh-CN"/>
+        </w:rPr>
+        <w:t>典型做法：</w:t>
+      </w:r>
+      <w:r>
+        <w:rPr>
+          <w:rFonts w:ascii="Microsoft YaHei" w:hAnsi="Microsoft YaHei" w:eastAsia="Microsoft YaHei"/>
+          <w:lang w:val="en-US" w:eastAsia="zh-CN"/>
+        </w:rPr>
+        <w:t>把每条事实引回原始事件/日志</w:t>
+      </w:r>
+    </w:p>
+    <w:p>
+      <w:pPr>
+        <w:spacing w:after="20"/>
+        <w:ind w:left="280"/>
+      </w:pPr>
+      <w:r>
+        <w:rPr>
+          <w:rFonts w:ascii="Microsoft YaHei" w:hAnsi="Microsoft YaHei" w:eastAsia="Microsoft YaHei"/>
+          <w:b/>
+          <w:lang w:val="en-US" w:eastAsia="zh-CN"/>
+        </w:rPr>
+        <w:t>溯源对象：</w:t>
+      </w:r>
+      <w:r>
+        <w:rPr>
+          <w:rFonts w:ascii="Microsoft YaHei" w:hAnsi="Microsoft YaHei" w:eastAsia="Microsoft YaHei"/>
+          <w:lang w:val="en-US" w:eastAsia="zh-CN"/>
+        </w:rPr>
+        <w:t>句子、事实</w:t>
+      </w:r>
+    </w:p>
+    <w:p>
+      <w:pPr>
+        <w:spacing w:after="20"/>
+        <w:ind w:left="280"/>
+      </w:pPr>
+      <w:r>
+        <w:rPr>
+          <w:rFonts w:ascii="Microsoft YaHei" w:hAnsi="Microsoft YaHei" w:eastAsia="Microsoft YaHei"/>
+          <w:b/>
+          <w:lang w:val="en-US" w:eastAsia="zh-CN"/>
+        </w:rPr>
+        <w:t>回答的问题：</w:t>
+      </w:r>
+      <w:r>
+        <w:rPr>
+          <w:rFonts w:ascii="Microsoft YaHei" w:hAnsi="Microsoft YaHei" w:eastAsia="Microsoft YaHei"/>
+          <w:lang w:val="en-US" w:eastAsia="zh-CN"/>
+        </w:rPr>
+        <w:t>这句话从哪来？是不是编的？</w:t>
+      </w:r>
+    </w:p>
+    <w:p>
+      <w:pPr>
+        <w:spacing w:before="140" w:after="20"/>
+      </w:pPr>
+      <w:r>
+        <w:rPr>
+          <w:rFonts w:ascii="Microsoft YaHei" w:hAnsi="Microsoft YaHei" w:eastAsia="Microsoft YaHei"/>
+          <w:b/>
+          <w:lang w:val="en-US" w:eastAsia="zh-CN"/>
+        </w:rPr>
+        <w:t>文件/项目记忆型</w:t>
+      </w:r>
+    </w:p>
+    <w:p>
+      <w:pPr>
+        <w:spacing w:after="20"/>
+        <w:ind w:left="280"/>
+      </w:pPr>
+      <w:r>
+        <w:rPr>
+          <w:rFonts w:ascii="Microsoft YaHei" w:hAnsi="Microsoft YaHei" w:eastAsia="Microsoft YaHei"/>
+          <w:b/>
+          <w:lang w:val="en-US" w:eastAsia="zh-CN"/>
+        </w:rPr>
+        <w:t>典型做法：</w:t>
+      </w:r>
+      <w:r>
+        <w:rPr>
+          <w:rFonts w:ascii="Microsoft YaHei" w:hAnsi="Microsoft YaHei" w:eastAsia="Microsoft YaHei"/>
+          <w:lang w:val="en-US" w:eastAsia="zh-CN"/>
+        </w:rPr>
+        <w:t>项目记忆文件、Markdown 笔记、按项目注入</w:t>
+      </w:r>
+    </w:p>
+    <w:p>
+      <w:pPr>
+        <w:spacing w:after="20"/>
+        <w:ind w:left="280"/>
+      </w:pPr>
+      <w:r>
+        <w:rPr>
+          <w:rFonts w:ascii="Microsoft YaHei" w:hAnsi="Microsoft YaHei" w:eastAsia="Microsoft YaHei"/>
+          <w:b/>
+          <w:lang w:val="en-US" w:eastAsia="zh-CN"/>
+        </w:rPr>
+        <w:t>溯源对象：</w:t>
+      </w:r>
+      <w:r>
+        <w:rPr>
+          <w:rFonts w:ascii="Microsoft YaHei" w:hAnsi="Microsoft YaHei" w:eastAsia="Microsoft YaHei"/>
+          <w:lang w:val="en-US" w:eastAsia="zh-CN"/>
+        </w:rPr>
+        <w:t>项目结论、笔记</w:t>
+      </w:r>
+    </w:p>
+    <w:p>
+      <w:pPr>
+        <w:spacing w:after="20"/>
+        <w:ind w:left="280"/>
+      </w:pPr>
+      <w:r>
+        <w:rPr>
+          <w:rFonts w:ascii="Microsoft YaHei" w:hAnsi="Microsoft YaHei" w:eastAsia="Microsoft YaHei"/>
+          <w:b/>
+          <w:lang w:val="en-US" w:eastAsia="zh-CN"/>
+        </w:rPr>
+        <w:t>回答的问题：</w:t>
+      </w:r>
+      <w:r>
+        <w:rPr>
+          <w:rFonts w:ascii="Microsoft YaHei" w:hAnsi="Microsoft YaHei" w:eastAsia="Microsoft YaHei"/>
+          <w:lang w:val="en-US" w:eastAsia="zh-CN"/>
+        </w:rPr>
+        <w:t>上次的结论是什么？</w:t>
+      </w:r>
+    </w:p>
+    <w:p>
+      <w:pPr>
+        <w:spacing w:before="140" w:after="20"/>
+      </w:pPr>
+      <w:r>
+        <w:rPr>
+          <w:rFonts w:ascii="Microsoft YaHei" w:hAnsi="Microsoft YaHei" w:eastAsia="Microsoft YaHei"/>
+          <w:b/>
+          <w:lang w:val="en-US" w:eastAsia="zh-CN"/>
+        </w:rPr>
+        <w:t>完整记忆栈/共享型</w:t>
+      </w:r>
+    </w:p>
+    <w:p>
+      <w:pPr>
+        <w:spacing w:after="20"/>
+        <w:ind w:left="280"/>
+      </w:pPr>
+      <w:r>
+        <w:rPr>
+          <w:rFonts w:ascii="Microsoft YaHei" w:hAnsi="Microsoft YaHei" w:eastAsia="Microsoft YaHei"/>
+          <w:b/>
+          <w:lang w:val="en-US" w:eastAsia="zh-CN"/>
+        </w:rPr>
+        <w:t>典型做法：</w:t>
+      </w:r>
+      <w:r>
+        <w:rPr>
+          <w:rFonts w:ascii="Microsoft YaHei" w:hAnsi="Microsoft YaHei" w:eastAsia="Microsoft YaHei"/>
+          <w:lang w:val="en-US" w:eastAsia="zh-CN"/>
+        </w:rPr>
+        <w:t>运行时记忆 + 档案 + 多 agent/多设备共享</w:t>
+      </w:r>
+    </w:p>
+    <w:p>
+      <w:pPr>
+        <w:spacing w:after="20"/>
+        <w:ind w:left="280"/>
+      </w:pPr>
+      <w:r>
+        <w:rPr>
+          <w:rFonts w:ascii="Microsoft YaHei" w:hAnsi="Microsoft YaHei" w:eastAsia="Microsoft YaHei"/>
+          <w:b/>
+          <w:lang w:val="en-US" w:eastAsia="zh-CN"/>
+        </w:rPr>
+        <w:t>溯源对象：</w:t>
+      </w:r>
+      <w:r>
+        <w:rPr>
+          <w:rFonts w:ascii="Microsoft YaHei" w:hAnsi="Microsoft YaHei" w:eastAsia="Microsoft YaHei"/>
+          <w:lang w:val="en-US" w:eastAsia="zh-CN"/>
+        </w:rPr>
+        <w:t>记忆空间、档案</w:t>
+      </w:r>
+    </w:p>
+    <w:p>
+      <w:pPr>
+        <w:spacing w:after="20"/>
+        <w:ind w:left="280"/>
+      </w:pPr>
+      <w:r>
+        <w:rPr>
+          <w:rFonts w:ascii="Microsoft YaHei" w:hAnsi="Microsoft YaHei" w:eastAsia="Microsoft YaHei"/>
+          <w:b/>
+          <w:lang w:val="en-US" w:eastAsia="zh-CN"/>
+        </w:rPr>
+        <w:t>回答的问题：</w:t>
+      </w:r>
+      <w:r>
+        <w:rPr>
+          <w:rFonts w:ascii="Microsoft YaHei" w:hAnsi="Microsoft YaHei" w:eastAsia="Microsoft YaHei"/>
+          <w:lang w:val="en-US" w:eastAsia="zh-CN"/>
+        </w:rPr>
+        <w:t>跨会话、多 agent 怎么共享？</w:t>
+      </w:r>
+    </w:p>
+    <w:p>
+      <w:pPr>
+        <w:spacing w:before="140" w:after="20"/>
+      </w:pPr>
+      <w:r>
+        <w:rPr>
+          <w:rFonts w:ascii="Microsoft YaHei" w:hAnsi="Microsoft YaHei" w:eastAsia="Microsoft YaHei"/>
+          <w:b/>
+          <w:lang w:val="en-US" w:eastAsia="zh-CN"/>
+        </w:rPr>
+        <w:t>协议强制型</w:t>
+      </w:r>
+    </w:p>
+    <w:p>
+      <w:pPr>
+        <w:spacing w:after="20"/>
+        <w:ind w:left="280"/>
+      </w:pPr>
+      <w:r>
+        <w:rPr>
+          <w:rFonts w:ascii="Microsoft YaHei" w:hAnsi="Microsoft YaHei" w:eastAsia="Microsoft YaHei"/>
+          <w:b/>
+          <w:lang w:val="en-US" w:eastAsia="zh-CN"/>
+        </w:rPr>
+        <w:t>典型做法：</w:t>
+      </w:r>
+      <w:r>
+        <w:rPr>
+          <w:rFonts w:ascii="Microsoft YaHei" w:hAnsi="Microsoft YaHei" w:eastAsia="Microsoft YaHei"/>
+          <w:lang w:val="en-US" w:eastAsia="zh-CN"/>
+        </w:rPr>
+        <w:t>工具调用前强制先写/先取记忆</w:t>
+      </w:r>
+    </w:p>
+    <w:p>
+      <w:pPr>
+        <w:spacing w:after="20"/>
+        <w:ind w:left="280"/>
+      </w:pPr>
+      <w:r>
+        <w:rPr>
+          <w:rFonts w:ascii="Microsoft YaHei" w:hAnsi="Microsoft YaHei" w:eastAsia="Microsoft YaHei"/>
+          <w:b/>
+          <w:lang w:val="en-US" w:eastAsia="zh-CN"/>
+        </w:rPr>
+        <w:t>溯源对象：</w:t>
+      </w:r>
+      <w:r>
+        <w:rPr>
+          <w:rFonts w:ascii="Microsoft YaHei" w:hAnsi="Microsoft YaHei" w:eastAsia="Microsoft YaHei"/>
+          <w:lang w:val="en-US" w:eastAsia="zh-CN"/>
+        </w:rPr>
+        <w:t>weave / ingest</w:t>
+      </w:r>
+    </w:p>
+    <w:p>
+      <w:pPr>
+        <w:spacing w:after="20"/>
+        <w:ind w:left="280"/>
+      </w:pPr>
+      <w:r>
+        <w:rPr>
+          <w:rFonts w:ascii="Microsoft YaHei" w:hAnsi="Microsoft YaHei" w:eastAsia="Microsoft YaHei"/>
+          <w:b/>
+          <w:lang w:val="en-US" w:eastAsia="zh-CN"/>
+        </w:rPr>
+        <w:t>回答的问题：</w:t>
+      </w:r>
+      <w:r>
+        <w:rPr>
+          <w:rFonts w:ascii="Microsoft YaHei" w:hAnsi="Microsoft YaHei" w:eastAsia="Microsoft YaHei"/>
+          <w:lang w:val="en-US" w:eastAsia="zh-CN"/>
+        </w:rPr>
+        <w:t>是否先记再干活？</w:t>
+      </w:r>
+    </w:p>
+    <w:p>
+      <w:pPr>
+        <w:spacing w:before="140" w:after="20"/>
+      </w:pPr>
+      <w:r>
+        <w:rPr>
+          <w:rFonts w:ascii="Microsoft YaHei" w:hAnsi="Microsoft YaHei" w:eastAsia="Microsoft YaHei"/>
+          <w:b/>
+          <w:lang w:val="en-US" w:eastAsia="zh-CN"/>
+        </w:rPr>
+        <w:t>判断型（Mnemos）</w:t>
+      </w:r>
+    </w:p>
+    <w:p>
+      <w:pPr>
+        <w:spacing w:after="20"/>
+        <w:ind w:left="280"/>
+      </w:pPr>
+      <w:r>
+        <w:rPr>
+          <w:rFonts w:ascii="Microsoft YaHei" w:hAnsi="Microsoft YaHei" w:eastAsia="Microsoft YaHei"/>
+          <w:b/>
+          <w:lang w:val="en-US" w:eastAsia="zh-CN"/>
+        </w:rPr>
+        <w:t>典型做法：</w:t>
+      </w:r>
+      <w:r>
+        <w:rPr>
+          <w:rFonts w:ascii="Microsoft YaHei" w:hAnsi="Microsoft YaHei" w:eastAsia="Microsoft YaHei"/>
+          <w:lang w:val="en-US" w:eastAsia="zh-CN"/>
+        </w:rPr>
+        <w:t>技能证据、任务图档案、外部验证、自传体</w:t>
+      </w:r>
+    </w:p>
+    <w:p>
+      <w:pPr>
+        <w:spacing w:after="20"/>
+        <w:ind w:left="280"/>
+      </w:pPr>
+      <w:r>
+        <w:rPr>
+          <w:rFonts w:ascii="Microsoft YaHei" w:hAnsi="Microsoft YaHei" w:eastAsia="Microsoft YaHei"/>
+          <w:b/>
+          <w:lang w:val="en-US" w:eastAsia="zh-CN"/>
+        </w:rPr>
+        <w:t>溯源对象：</w:t>
+      </w:r>
+      <w:r>
+        <w:rPr>
+          <w:rFonts w:ascii="Microsoft YaHei" w:hAnsi="Microsoft YaHei" w:eastAsia="Microsoft YaHei"/>
+          <w:lang w:val="en-US" w:eastAsia="zh-CN"/>
+        </w:rPr>
+        <w:t>判断、规则、任务状态</w:t>
+      </w:r>
+    </w:p>
+    <w:p>
+      <w:pPr>
+        <w:spacing w:after="20"/>
+        <w:ind w:left="280"/>
+      </w:pPr>
+      <w:r>
+        <w:rPr>
+          <w:rFonts w:ascii="Microsoft YaHei" w:hAnsi="Microsoft YaHei" w:eastAsia="Microsoft YaHei"/>
+          <w:b/>
+          <w:lang w:val="en-US" w:eastAsia="zh-CN"/>
+        </w:rPr>
+        <w:t>回答的问题：</w:t>
+      </w:r>
+      <w:r>
+        <w:rPr>
+          <w:rFonts w:ascii="Microsoft YaHei" w:hAnsi="Microsoft YaHei" w:eastAsia="Microsoft YaHei"/>
+          <w:lang w:val="en-US" w:eastAsia="zh-CN"/>
+        </w:rPr>
+        <w:t>为什么信/做？谁授权？何时失效？被什么取代？</w:t>
+      </w:r>
+    </w:p>
+    <w:p>
+      <w:r>
+        <w:rPr>
+          <w:rFonts w:ascii="Microsoft YaHei" w:hAnsi="Microsoft YaHei" w:eastAsia="Microsoft YaHei"/>
+          <w:lang w:val="en-US" w:eastAsia="zh-CN"/>
+        </w:rPr>
+        <w:t>这些类型不是替代关系，是</w:t>
+      </w:r>
+      <w:r>
+        <w:rPr>
+          <w:rFonts w:ascii="Microsoft YaHei" w:hAnsi="Microsoft YaHei" w:eastAsia="Microsoft YaHei"/>
+          <w:b/>
+          <w:lang w:val="en-US" w:eastAsia="zh-CN"/>
+        </w:rPr>
+        <w:t>不同层</w:t>
+      </w:r>
+      <w:r>
+        <w:rPr>
+          <w:rFonts w:ascii="Microsoft YaHei" w:hAnsi="Microsoft YaHei" w:eastAsia="Microsoft YaHei"/>
+          <w:lang w:val="en-US" w:eastAsia="zh-CN"/>
+        </w:rPr>
+        <w:t>：它们让"话"有出处；我们让"判断"有来由、有授权、有失效路径。</w:t>
+      </w:r>
+    </w:p>
+    <w:p>
+      <w:r>
+        <w:rPr>
+          <w:rFonts w:ascii="Microsoft YaHei" w:hAnsi="Microsoft YaHei" w:eastAsia="Microsoft YaHei"/>
+          <w:lang w:val="en-US" w:eastAsia="zh-CN"/>
+        </w:rPr>
+        <w:t>我们也有不如它们的地方：</w:t>
+      </w:r>
+      <w:r>
+        <w:rPr>
+          <w:rFonts w:ascii="Microsoft YaHei" w:hAnsi="Microsoft YaHei" w:eastAsia="Microsoft YaHei"/>
+          <w:b/>
+          <w:lang w:val="en-US" w:eastAsia="zh-CN"/>
+        </w:rPr>
+        <w:t>普通记忆没有逐条日志引用</w:t>
+      </w:r>
+      <w:r>
+        <w:rPr>
+          <w:rFonts w:ascii="Microsoft YaHei" w:hAnsi="Microsoft YaHei" w:eastAsia="Microsoft YaHei"/>
+          <w:lang w:val="en-US" w:eastAsia="zh-CN"/>
+        </w:rPr>
+        <w:t>，事实级"点回原文"不是我们的强项。</w:t>
+      </w:r>
+    </w:p>
+    <w:p>
+      <w:r>
+        <w:rPr>
+          <w:rFonts w:ascii="Microsoft YaHei" w:hAnsi="Microsoft YaHei" w:eastAsia="Microsoft YaHei"/>
+          <w:lang w:val="en-US" w:eastAsia="zh-CN"/>
+        </w:rPr>
+        <w:t xml:space="preserve">可以借鉴的是：给事实类记忆加可选 citation；但 citation 不能替代 </w:t>
+      </w:r>
+      <w:r>
+        <w:rPr>
+          <w:rFonts w:ascii="Consolas" w:hAnsi="Consolas" w:eastAsia="Microsoft YaHei"/>
+          <w:sz w:val="19"/>
+          <w:lang w:val="en-US" w:eastAsia="zh-CN"/>
+        </w:rPr>
+        <w:t>why / verifiedBy / supersedes / uses / links / regression</w:t>
+      </w:r>
+      <w:r>
+        <w:rPr>
+          <w:rFonts w:ascii="Microsoft YaHei" w:hAnsi="Microsoft YaHei" w:eastAsia="Microsoft YaHei"/>
+          <w:lang w:val="en-US" w:eastAsia="zh-CN"/>
+        </w:rPr>
+        <w:t xml:space="preserve"> 这些判断结构。</w:t>
+      </w:r>
+    </w:p>
+    <w:p>
+      <w:pPr>
         <w:pStyle w:val="Heading2"/>
         <w:jc w:val="left"/>
       </w:pPr>
@@ -599,7 +1074,7 @@
           <w:b/>
           <w:lang w:val="en-US" w:eastAsia="zh-CN"/>
         </w:rPr>
-        <w:t>二、五处我们愿意单独拿出来说的设计</w:t>
+        <w:t>二、六处我们愿意单独拿出来说的设计</w:t>
       </w:r>
     </w:p>
     <w:p>
@@ -1419,7 +1894,7 @@
     </w:p>
     <w:p>
       <w:pPr>
-        <w:pStyle w:val="Heading4"/>
+        <w:pStyle w:val="Heading3"/>
         <w:jc w:val="left"/>
       </w:pPr>
       <w:r>
@@ -1428,7 +1903,7 @@
           <w:b/>
           <w:lang w:val="en-US" w:eastAsia="zh-CN"/>
         </w:rPr>
-        <w:t>不派活也能用：给自己的复杂活开图</w:t>
+        <w:t>③ 任务图：不是存原文，是存"地址"</w:t>
       </w:r>
     </w:p>
     <w:p>
@@ -1437,7 +1912,7 @@
           <w:rFonts w:ascii="Microsoft YaHei" w:hAnsi="Microsoft YaHei" w:eastAsia="Microsoft YaHei"/>
           <w:lang w:val="en-US" w:eastAsia="zh-CN"/>
         </w:rPr>
-        <w:t>这张图不是"多 agent 专用"的。</w:t>
+        <w:t>任务图不是多 agent 专用，也不只是待办清单；它是任务的</w:t>
       </w:r>
       <w:r>
         <w:rPr>
@@ -1445,306 +1920,301 @@
           <w:b/>
           <w:lang w:val="en-US" w:eastAsia="zh-CN"/>
         </w:rPr>
-        <w:t>你自己的活</w:t>
-      </w:r>
-      <w:r>
-        <w:rPr>
-          <w:rFonts w:ascii="Microsoft YaHei" w:hAnsi="Microsoft YaHei" w:eastAsia="Microsoft YaHei"/>
-          <w:lang w:val="en-US" w:eastAsia="zh-CN"/>
-        </w:rPr>
-        <w:t>只要满足下面任一条，也值得先开一张：</w:t>
-      </w:r>
-    </w:p>
-    <w:tbl>
-      <w:tblPr>
-        <w:tblStyle w:val="TableGrid"/>
-        <w:tblW w:type="auto" w:w="0"/>
-        <w:tblLook w:firstColumn="1" w:firstRow="1" w:lastColumn="0" w:lastRow="0" w:noHBand="0" w:noVBand="1" w:val="04A0"/>
-      </w:tblPr>
-      <w:tblGrid>
-        <w:gridCol w:w="3458"/>
-        <w:gridCol w:w="3458"/>
-      </w:tblGrid>
-      <w:tr>
-        <w:tc>
-          <w:tcPr>
-            <w:tcW w:type="dxa" w:w="3458"/>
-          </w:tcPr>
-          <w:p>
-            <w:r>
-              <w:rPr>
-                <w:sz w:val="18"/>
-              </w:rPr>
-            </w:r>
-            <w:r>
-              <w:rPr>
-                <w:rFonts w:ascii="Microsoft YaHei" w:hAnsi="Microsoft YaHei" w:eastAsia="Microsoft YaHei"/>
-                <w:b/>
-                <w:sz w:val="18"/>
-                <w:lang w:val="en-US" w:eastAsia="zh-CN"/>
-              </w:rPr>
-              <w:t>问题</w:t>
-            </w:r>
-          </w:p>
-        </w:tc>
-        <w:tc>
-          <w:tcPr>
-            <w:tcW w:type="dxa" w:w="3458"/>
-          </w:tcPr>
-          <w:p>
-            <w:r>
-              <w:rPr>
-                <w:sz w:val="18"/>
-              </w:rPr>
-            </w:r>
-            <w:r>
-              <w:rPr>
-                <w:rFonts w:ascii="Microsoft YaHei" w:hAnsi="Microsoft YaHei" w:eastAsia="Microsoft YaHei"/>
-                <w:b/>
-                <w:sz w:val="18"/>
-                <w:lang w:val="en-US" w:eastAsia="zh-CN"/>
-              </w:rPr>
-              <w:t>是 → 值得开</w:t>
-            </w:r>
-          </w:p>
-        </w:tc>
-      </w:tr>
-      <w:tr>
-        <w:tc>
-          <w:tcPr>
-            <w:tcW w:type="dxa" w:w="3458"/>
-          </w:tcPr>
-          <w:p>
-            <w:r>
-              <w:rPr>
-                <w:sz w:val="18"/>
-              </w:rPr>
-            </w:r>
-            <w:r>
-              <w:rPr>
-                <w:rFonts w:ascii="Microsoft YaHei" w:hAnsi="Microsoft YaHei" w:eastAsia="Microsoft YaHei"/>
-                <w:b w:val="0"/>
-                <w:sz w:val="18"/>
-                <w:lang w:val="en-US" w:eastAsia="zh-CN"/>
-              </w:rPr>
-              <w:t>这件事会不会跨会话（今天做一半、明天接着做）？</w:t>
-            </w:r>
-          </w:p>
-        </w:tc>
-        <w:tc>
-          <w:tcPr>
-            <w:tcW w:type="dxa" w:w="3458"/>
-          </w:tcPr>
-          <w:p>
-            <w:r>
-              <w:rPr>
-                <w:sz w:val="18"/>
-              </w:rPr>
-            </w:r>
-            <w:r>
-              <w:rPr>
-                <w:rFonts w:ascii="Microsoft YaHei" w:hAnsi="Microsoft YaHei" w:eastAsia="Microsoft YaHei"/>
-                <w:b w:val="0"/>
-                <w:sz w:val="18"/>
-                <w:lang w:val="en-US" w:eastAsia="zh-CN"/>
-              </w:rPr>
-            </w:r>
-          </w:p>
-        </w:tc>
-      </w:tr>
-      <w:tr>
-        <w:tc>
-          <w:tcPr>
-            <w:tcW w:type="dxa" w:w="3458"/>
-          </w:tcPr>
-          <w:p>
-            <w:r>
-              <w:rPr>
-                <w:sz w:val="18"/>
-              </w:rPr>
-            </w:r>
-            <w:r>
-              <w:rPr>
-                <w:rFonts w:ascii="Microsoft YaHei" w:hAnsi="Microsoft YaHei" w:eastAsia="Microsoft YaHei"/>
-                <w:b w:val="0"/>
-                <w:sz w:val="18"/>
-                <w:lang w:val="en-US" w:eastAsia="zh-CN"/>
-              </w:rPr>
-              <w:t>会不会长到被上下文截断（或已经被截断过）？</w:t>
-            </w:r>
-          </w:p>
-        </w:tc>
-        <w:tc>
-          <w:tcPr>
-            <w:tcW w:type="dxa" w:w="3458"/>
-          </w:tcPr>
-          <w:p>
-            <w:r>
-              <w:rPr>
-                <w:sz w:val="18"/>
-              </w:rPr>
-            </w:r>
-            <w:r>
-              <w:rPr>
-                <w:rFonts w:ascii="Microsoft YaHei" w:hAnsi="Microsoft YaHei" w:eastAsia="Microsoft YaHei"/>
-                <w:b w:val="0"/>
-                <w:sz w:val="18"/>
-                <w:lang w:val="en-US" w:eastAsia="zh-CN"/>
-              </w:rPr>
-            </w:r>
-          </w:p>
-        </w:tc>
-      </w:tr>
-      <w:tr>
-        <w:tc>
-          <w:tcPr>
-            <w:tcW w:type="dxa" w:w="3458"/>
-          </w:tcPr>
-          <w:p>
-            <w:r>
-              <w:rPr>
-                <w:sz w:val="18"/>
-              </w:rPr>
-            </w:r>
-            <w:r>
-              <w:rPr>
-                <w:rFonts w:ascii="Microsoft YaHei" w:hAnsi="Microsoft YaHei" w:eastAsia="Microsoft YaHei"/>
-                <w:b w:val="0"/>
-                <w:sz w:val="18"/>
-                <w:lang w:val="en-US" w:eastAsia="zh-CN"/>
-              </w:rPr>
-              <w:t>有没有并行几条线要收拢？</w:t>
-            </w:r>
-          </w:p>
-        </w:tc>
-        <w:tc>
-          <w:tcPr>
-            <w:tcW w:type="dxa" w:w="3458"/>
-          </w:tcPr>
-          <w:p>
-            <w:r>
-              <w:rPr>
-                <w:sz w:val="18"/>
-              </w:rPr>
-            </w:r>
-            <w:r>
-              <w:rPr>
-                <w:rFonts w:ascii="Microsoft YaHei" w:hAnsi="Microsoft YaHei" w:eastAsia="Microsoft YaHei"/>
-                <w:b w:val="0"/>
-                <w:sz w:val="18"/>
-                <w:lang w:val="en-US" w:eastAsia="zh-CN"/>
-              </w:rPr>
-            </w:r>
-          </w:p>
-        </w:tc>
-      </w:tr>
-      <w:tr>
-        <w:tc>
-          <w:tcPr>
-            <w:tcW w:type="dxa" w:w="3458"/>
-          </w:tcPr>
-          <w:p>
-            <w:r>
-              <w:rPr>
-                <w:sz w:val="18"/>
-              </w:rPr>
-            </w:r>
-            <w:r>
-              <w:rPr>
-                <w:rFonts w:ascii="Microsoft YaHei" w:hAnsi="Microsoft YaHei" w:eastAsia="Microsoft YaHei"/>
-                <w:b w:val="0"/>
-                <w:sz w:val="18"/>
-                <w:lang w:val="en-US" w:eastAsia="zh-CN"/>
-              </w:rPr>
-              <w:t>需不需要事后说清"哪几块做完了"？</w:t>
-            </w:r>
-          </w:p>
-        </w:tc>
-        <w:tc>
-          <w:tcPr>
-            <w:tcW w:type="dxa" w:w="3458"/>
-          </w:tcPr>
-          <w:p>
-            <w:r>
-              <w:rPr>
-                <w:sz w:val="18"/>
-              </w:rPr>
-            </w:r>
-            <w:r>
-              <w:rPr>
-                <w:rFonts w:ascii="Microsoft YaHei" w:hAnsi="Microsoft YaHei" w:eastAsia="Microsoft YaHei"/>
-                <w:b w:val="0"/>
-                <w:sz w:val="18"/>
-                <w:lang w:val="en-US" w:eastAsia="zh-CN"/>
-              </w:rPr>
-            </w:r>
-          </w:p>
-        </w:tc>
-      </w:tr>
-    </w:tbl>
-    <w:p>
-      <w:r>
-        <w:rPr>
-          <w:rFonts w:ascii="Microsoft YaHei" w:hAnsi="Microsoft YaHei" w:eastAsia="Microsoft YaHei"/>
-          <w:b/>
-          <w:lang w:val="en-US" w:eastAsia="zh-CN"/>
-        </w:rPr>
-        <w:t>四个都否 → 别开</w:t>
-      </w:r>
-      <w:r>
-        <w:rPr>
-          <w:rFonts w:ascii="Microsoft YaHei" w:hAnsi="Microsoft YaHei" w:eastAsia="Microsoft YaHei"/>
-          <w:lang w:val="en-US" w:eastAsia="zh-CN"/>
-        </w:rPr>
-        <w:t>。单会话、几步就完的事，开图只是给自己加仪式（多三次往返），不如直接做、结束时写一条记忆。</w:t>
+        <w:t>档案/寻址空间</w:t>
+      </w:r>
+      <w:r>
+        <w:rPr>
+          <w:rFonts w:ascii="Microsoft YaHei" w:hAnsi="Microsoft YaHei" w:eastAsia="Microsoft YaHei"/>
+          <w:lang w:val="en-US" w:eastAsia="zh-CN"/>
+        </w:rPr>
+        <w:t>。</w:t>
       </w:r>
     </w:p>
     <w:p>
       <w:r>
         <w:rPr>
           <w:rFonts w:ascii="Microsoft YaHei" w:hAnsi="Microsoft YaHei" w:eastAsia="Microsoft YaHei"/>
-          <w:lang w:val="en-US" w:eastAsia="zh-CN"/>
-        </w:rPr>
-        <w:t>开图的好处在这里：计划与中间结果都在记忆里，</w:t>
-      </w:r>
-      <w:r>
-        <w:rPr>
-          <w:rFonts w:ascii="Microsoft YaHei" w:hAnsi="Microsoft YaHei" w:eastAsia="Microsoft YaHei"/>
           <w:b/>
           <w:lang w:val="en-US" w:eastAsia="zh-CN"/>
         </w:rPr>
-        <w:t>上下文怎么折都折不到</w:t>
-      </w:r>
-      <w:r>
-        <w:rPr>
-          <w:rFonts w:ascii="Microsoft YaHei" w:hAnsi="Microsoft YaHei" w:eastAsia="Microsoft YaHei"/>
-          <w:lang w:val="en-US" w:eastAsia="zh-CN"/>
-        </w:rPr>
-        <w:t>；收尾时它替你回答"到底做完了没有"。</w:t>
+        <w:t>最核心的一点：图里不复制原文，只存地址。</w:t>
       </w:r>
     </w:p>
     <w:p>
-      <w:r>
-        <w:rPr>
-          <w:rFonts w:ascii="Microsoft YaHei" w:hAnsi="Microsoft YaHei" w:eastAsia="Microsoft YaHei"/>
-          <w:lang w:val="en-US" w:eastAsia="zh-CN"/>
-        </w:rPr>
-        <w:t>一个容易踩的坑：</w:t>
-      </w:r>
+      <w:pPr>
+        <w:pStyle w:val="ListBullet"/>
+      </w:pPr>
       <w:r>
         <w:rPr>
           <w:rFonts w:ascii="Microsoft YaHei" w:hAnsi="Microsoft YaHei" w:eastAsia="Microsoft YaHei"/>
           <w:b/>
           <w:lang w:val="en-US" w:eastAsia="zh-CN"/>
         </w:rPr>
-        <w:t>别让任务图和待办清单互相镜像</w:t>
-      </w:r>
-      <w:r>
-        <w:rPr>
-          <w:rFonts w:ascii="Microsoft YaHei" w:hAnsi="Microsoft YaHei" w:eastAsia="Microsoft YaHei"/>
-          <w:lang w:val="en-US" w:eastAsia="zh-CN"/>
-        </w:rPr>
-        <w:t xml:space="preserve"> —— 同一份计划记两遍，是最常见的隐性浪费。</w:t>
+        <w:t>已完成里程碑</w:t>
+      </w:r>
+      <w:r>
+        <w:rPr>
+          <w:rFonts w:ascii="Microsoft YaHei" w:hAnsi="Microsoft YaHei" w:eastAsia="Microsoft YaHei"/>
+          <w:lang w:val="en-US" w:eastAsia="zh-CN"/>
+        </w:rPr>
+        <w:t xml:space="preserve">：一句话 + 可选 </w:t>
+      </w:r>
+      <w:r>
+        <w:rPr>
+          <w:rFonts w:ascii="Consolas" w:hAnsi="Consolas" w:eastAsia="Microsoft YaHei"/>
+          <w:sz w:val="19"/>
+          <w:lang w:val="en-US" w:eastAsia="zh-CN"/>
+        </w:rPr>
+        <w:t>memoryId</w:t>
+      </w:r>
+      <w:r>
+        <w:rPr>
+          <w:rFonts w:ascii="Microsoft YaHei" w:hAnsi="Microsoft YaHei" w:eastAsia="Microsoft YaHei"/>
+          <w:lang w:val="en-US" w:eastAsia="zh-CN"/>
+        </w:rPr>
+        <w:t>（产物/证据在原记忆里）；</w:t>
+      </w:r>
+    </w:p>
+    <w:p>
+      <w:pPr>
+        <w:pStyle w:val="ListBullet"/>
+      </w:pPr>
+      <w:r>
+        <w:rPr>
+          <w:rFonts w:ascii="Microsoft YaHei" w:hAnsi="Microsoft YaHei" w:eastAsia="Microsoft YaHei"/>
+          <w:b/>
+          <w:lang w:val="en-US" w:eastAsia="zh-CN"/>
+        </w:rPr>
+        <w:t>依赖 `uses`</w:t>
+      </w:r>
+      <w:r>
+        <w:rPr>
+          <w:rFonts w:ascii="Microsoft YaHei" w:hAnsi="Microsoft YaHei" w:eastAsia="Microsoft YaHei"/>
+          <w:lang w:val="en-US" w:eastAsia="zh-CN"/>
+        </w:rPr>
+        <w:t>：既有结论/外部输入的</w:t>
+      </w:r>
+      <w:r>
+        <w:rPr>
+          <w:rFonts w:ascii="Microsoft YaHei" w:hAnsi="Microsoft YaHei" w:eastAsia="Microsoft YaHei"/>
+          <w:b/>
+          <w:lang w:val="en-US" w:eastAsia="zh-CN"/>
+        </w:rPr>
+        <w:t>记忆 id + 一句 why</w:t>
+      </w:r>
+      <w:r>
+        <w:rPr>
+          <w:rFonts w:ascii="Microsoft YaHei" w:hAnsi="Microsoft YaHei" w:eastAsia="Microsoft YaHei"/>
+          <w:lang w:val="en-US" w:eastAsia="zh-CN"/>
+        </w:rPr>
+        <w:t>；</w:t>
+      </w:r>
+    </w:p>
+    <w:p>
+      <w:pPr>
+        <w:pStyle w:val="ListBullet"/>
+      </w:pPr>
+      <w:r>
+        <w:rPr>
+          <w:rFonts w:ascii="Microsoft YaHei" w:hAnsi="Microsoft YaHei" w:eastAsia="Microsoft YaHei"/>
+          <w:b/>
+          <w:lang w:val="en-US" w:eastAsia="zh-CN"/>
+        </w:rPr>
+        <w:t>前序图 `links`</w:t>
+      </w:r>
+      <w:r>
+        <w:rPr>
+          <w:rFonts w:ascii="Microsoft YaHei" w:hAnsi="Microsoft YaHei" w:eastAsia="Microsoft YaHei"/>
+          <w:lang w:val="en-US" w:eastAsia="zh-CN"/>
+        </w:rPr>
+        <w:t>：</w:t>
+      </w:r>
+      <w:r>
+        <w:rPr>
+          <w:rFonts w:ascii="Consolas" w:hAnsi="Consolas" w:eastAsia="Microsoft YaHei"/>
+          <w:sz w:val="19"/>
+          <w:lang w:val="en-US" w:eastAsia="zh-CN"/>
+        </w:rPr>
+        <w:t>taskId + relation + why</w:t>
+      </w:r>
+      <w:r>
+        <w:rPr>
+          <w:rFonts w:ascii="Microsoft YaHei" w:hAnsi="Microsoft YaHei" w:eastAsia="Microsoft YaHei"/>
+          <w:lang w:val="en-US" w:eastAsia="zh-CN"/>
+        </w:rPr>
+        <w:t>；</w:t>
+      </w:r>
+    </w:p>
+    <w:p>
+      <w:pPr>
+        <w:pStyle w:val="ListBullet"/>
+      </w:pPr>
+      <w:r>
+        <w:rPr>
+          <w:rFonts w:ascii="Microsoft YaHei" w:hAnsi="Microsoft YaHei" w:eastAsia="Microsoft YaHei"/>
+          <w:b/>
+          <w:lang w:val="en-US" w:eastAsia="zh-CN"/>
+        </w:rPr>
+        <w:t>重要结论</w:t>
+      </w:r>
+      <w:r>
+        <w:rPr>
+          <w:rFonts w:ascii="Microsoft YaHei" w:hAnsi="Microsoft YaHei" w:eastAsia="Microsoft YaHei"/>
+          <w:lang w:val="en-US" w:eastAsia="zh-CN"/>
+        </w:rPr>
+        <w:t xml:space="preserve">：只打 </w:t>
+      </w:r>
+      <w:r>
+        <w:rPr>
+          <w:rFonts w:ascii="Consolas" w:hAnsi="Consolas" w:eastAsia="Microsoft YaHei"/>
+          <w:sz w:val="19"/>
+          <w:lang w:val="en-US" w:eastAsia="zh-CN"/>
+        </w:rPr>
+        <w:t>conclusion</w:t>
+      </w:r>
+      <w:r>
+        <w:rPr>
+          <w:rFonts w:ascii="Microsoft YaHei" w:hAnsi="Microsoft YaHei" w:eastAsia="Microsoft YaHei"/>
+          <w:lang w:val="en-US" w:eastAsia="zh-CN"/>
+        </w:rPr>
+        <w:t xml:space="preserve"> 标签；</w:t>
+      </w:r>
+      <w:r>
+        <w:rPr>
+          <w:rFonts w:ascii="Consolas" w:hAnsi="Consolas" w:eastAsia="Microsoft YaHei"/>
+          <w:sz w:val="19"/>
+          <w:lang w:val="en-US" w:eastAsia="zh-CN"/>
+        </w:rPr>
+        <w:t>open(图)</w:t>
+      </w:r>
+      <w:r>
+        <w:rPr>
+          <w:rFonts w:ascii="Microsoft YaHei" w:hAnsi="Microsoft YaHei" w:eastAsia="Microsoft YaHei"/>
+          <w:lang w:val="en-US" w:eastAsia="zh-CN"/>
+        </w:rPr>
+        <w:t xml:space="preserve"> 时</w:t>
+      </w:r>
+      <w:r>
+        <w:rPr>
+          <w:rFonts w:ascii="Microsoft YaHei" w:hAnsi="Microsoft YaHei" w:eastAsia="Microsoft YaHei"/>
+          <w:b/>
+          <w:lang w:val="en-US" w:eastAsia="zh-CN"/>
+        </w:rPr>
+        <w:t>读时</w:t>
+      </w:r>
+      <w:r>
+        <w:rPr>
+          <w:rFonts w:ascii="Microsoft YaHei" w:hAnsi="Microsoft YaHei" w:eastAsia="Microsoft YaHei"/>
+          <w:lang w:val="en-US" w:eastAsia="zh-CN"/>
+        </w:rPr>
+        <w:t>列出 id + 摘要，正文留在原记忆。</w:t>
+      </w:r>
+    </w:p>
+    <w:p>
+      <w:r>
+        <w:rPr>
+          <w:rFonts w:ascii="Microsoft YaHei" w:hAnsi="Microsoft YaHei" w:eastAsia="Microsoft YaHei"/>
+          <w:lang w:val="en-US" w:eastAsia="zh-CN"/>
+        </w:rPr>
+        <w:t>删了被引用的记忆，图里那一条也随之消失——它不维护第二份正文。</w:t>
+      </w:r>
+    </w:p>
+    <w:p>
+      <w:r>
+        <w:rPr>
+          <w:rFonts w:ascii="Microsoft YaHei" w:hAnsi="Microsoft YaHei" w:eastAsia="Microsoft YaHei"/>
+          <w:b/>
+          <w:lang w:val="en-US" w:eastAsia="zh-CN"/>
+        </w:rPr>
+        <w:t>什么时候开</w:t>
+      </w:r>
+      <w:r>
+        <w:rPr>
+          <w:rFonts w:ascii="Microsoft YaHei" w:hAnsi="Microsoft YaHei" w:eastAsia="Microsoft YaHei"/>
+          <w:lang w:val="en-US" w:eastAsia="zh-CN"/>
+        </w:rPr>
+        <w:t xml:space="preserve">：会跨会话 / 会被折叠后接着做 / 会产出多条以后要找的记忆；单步小事直接 </w:t>
+      </w:r>
+      <w:r>
+        <w:rPr>
+          <w:rFonts w:ascii="Consolas" w:hAnsi="Consolas" w:eastAsia="Microsoft YaHei"/>
+          <w:sz w:val="19"/>
+          <w:lang w:val="en-US" w:eastAsia="zh-CN"/>
+        </w:rPr>
+        <w:t>remember</w:t>
+      </w:r>
+      <w:r>
+        <w:rPr>
+          <w:rFonts w:ascii="Microsoft YaHei" w:hAnsi="Microsoft YaHei" w:eastAsia="Microsoft YaHei"/>
+          <w:lang w:val="en-US" w:eastAsia="zh-CN"/>
+        </w:rPr>
+        <w:t>，别开。</w:t>
+      </w:r>
+    </w:p>
+    <w:p>
+      <w:r>
+        <w:rPr>
+          <w:rFonts w:ascii="Microsoft YaHei" w:hAnsi="Microsoft YaHei" w:eastAsia="Microsoft YaHei"/>
+          <w:b/>
+          <w:lang w:val="en-US" w:eastAsia="zh-CN"/>
+        </w:rPr>
+        <w:t>不记什么</w:t>
+      </w:r>
+      <w:r>
+        <w:rPr>
+          <w:rFonts w:ascii="Microsoft YaHei" w:hAnsi="Microsoft YaHei" w:eastAsia="Microsoft YaHei"/>
+          <w:lang w:val="en-US" w:eastAsia="zh-CN"/>
+        </w:rPr>
+        <w:t>：未完成步骤仍用宿主 todo；图和任务清单不要互为镜像。</w:t>
+      </w:r>
+    </w:p>
+    <w:p>
+      <w:r>
+        <w:rPr>
+          <w:rFonts w:ascii="Microsoft YaHei" w:hAnsi="Microsoft YaHei" w:eastAsia="Microsoft YaHei"/>
+          <w:b/>
+          <w:lang w:val="en-US" w:eastAsia="zh-CN"/>
+        </w:rPr>
+        <w:t>跨会话</w:t>
+      </w:r>
+      <w:r>
+        <w:rPr>
+          <w:rFonts w:ascii="Microsoft YaHei" w:hAnsi="Microsoft YaHei" w:eastAsia="Microsoft YaHei"/>
+          <w:lang w:val="en-US" w:eastAsia="zh-CN"/>
+        </w:rPr>
+        <w:t xml:space="preserve">：开新图，用 </w:t>
+      </w:r>
+      <w:r>
+        <w:rPr>
+          <w:rFonts w:ascii="Consolas" w:hAnsi="Consolas" w:eastAsia="Microsoft YaHei"/>
+          <w:sz w:val="19"/>
+          <w:lang w:val="en-US" w:eastAsia="zh-CN"/>
+        </w:rPr>
+        <w:t>links</w:t>
+      </w:r>
+      <w:r>
+        <w:rPr>
+          <w:rFonts w:ascii="Microsoft YaHei" w:hAnsi="Microsoft YaHei" w:eastAsia="Microsoft YaHei"/>
+          <w:lang w:val="en-US" w:eastAsia="zh-CN"/>
+        </w:rPr>
+        <w:t xml:space="preserve"> 链接旧图并写清"为什么接上它"，不改旧图。</w:t>
+      </w:r>
+    </w:p>
+    <w:p>
+      <w:r>
+        <w:rPr>
+          <w:rFonts w:ascii="Microsoft YaHei" w:hAnsi="Microsoft YaHei" w:eastAsia="Microsoft YaHei"/>
+          <w:b/>
+          <w:lang w:val="en-US" w:eastAsia="zh-CN"/>
+        </w:rPr>
+        <w:t>好处</w:t>
+      </w:r>
+      <w:r>
+        <w:rPr>
+          <w:rFonts w:ascii="Microsoft YaHei" w:hAnsi="Microsoft YaHei" w:eastAsia="Microsoft YaHei"/>
+          <w:lang w:val="en-US" w:eastAsia="zh-CN"/>
+        </w:rPr>
+        <w:t>：换会话/换模型后能说清"哪块做完了、用了什么、结论在哪"；收尾汇成任务结果，进会话存档。</w:t>
       </w:r>
     </w:p>
     <w:p>
@@ -1758,7 +2228,7 @@
           <w:b/>
           <w:lang w:val="en-US" w:eastAsia="zh-CN"/>
         </w:rPr>
-        <w:t>③ 对外部信息的态度：先关进隔离间，再决定信不信</w:t>
+        <w:t>④ 对外部信息的态度：先关进隔离间，再决定信不信</w:t>
       </w:r>
     </w:p>
     <w:p>
@@ -1994,7 +2464,7 @@
           <w:b/>
           <w:lang w:val="en-US" w:eastAsia="zh-CN"/>
         </w:rPr>
-        <w:t>④ 上下文折叠时，结论不会被默默吞掉</w:t>
+        <w:t>⑤ 上下文折叠时，结论不会被默默吞掉</w:t>
       </w:r>
     </w:p>
     <w:p>
@@ -2018,7 +2488,15 @@
           <w:rFonts w:ascii="Microsoft YaHei" w:hAnsi="Microsoft YaHei" w:eastAsia="Microsoft YaHei"/>
           <w:lang w:val="en-US" w:eastAsia="zh-CN"/>
         </w:rPr>
-        <w:t>丢最旧一段（它读不到"这段重要"）。在大折叠发生时，这里会把被遮蔽的区域抽成一条记忆</w:t>
+        <w:t>丢最旧一段（它读不到"这段重要"）。在大折叠发生时，这里会把被遮蔽的区域抽成一张</w:t>
+      </w:r>
+      <w:r>
+        <w:rPr>
+          <w:rFonts w:ascii="Microsoft YaHei" w:hAnsi="Microsoft YaHei" w:eastAsia="Microsoft YaHei"/>
+          <w:b/>
+          <w:lang w:val="en-US" w:eastAsia="zh-CN"/>
+        </w:rPr>
+        <w:t>事实卡</w:t>
       </w:r>
     </w:p>
     <w:p>
@@ -2027,7 +2505,7 @@
           <w:rFonts w:ascii="Microsoft YaHei" w:hAnsi="Microsoft YaHei" w:eastAsia="Microsoft YaHei"/>
           <w:lang w:val="en-US" w:eastAsia="zh-CN"/>
         </w:rPr>
-        <w:t>（工具失败 / 用户原话 / 负面结论 + 有界原文），并</w:t>
+        <w:t>（工具失败 / 用户原话 / 负面结论；</w:t>
       </w:r>
       <w:r>
         <w:rPr>
@@ -2035,14 +2513,46 @@
           <w:b/>
           <w:lang w:val="en-US" w:eastAsia="zh-CN"/>
         </w:rPr>
-        <w:t>主动往会话里注入一句提醒</w:t>
-      </w:r>
-      <w:r>
-        <w:rPr>
-          <w:rFonts w:ascii="Microsoft YaHei" w:hAnsi="Microsoft YaHei" w:eastAsia="Microsoft YaHei"/>
-          <w:lang w:val="en-US" w:eastAsia="zh-CN"/>
-        </w:rPr>
-        <w:t>：折了多大、存成哪条记忆（id）、要用时怎么打开。</w:t>
+        <w:t>不存 4K 原文</w:t>
+      </w:r>
+      <w:r>
+        <w:rPr>
+          <w:rFonts w:ascii="Microsoft YaHei" w:hAnsi="Microsoft YaHei" w:eastAsia="Microsoft YaHei"/>
+          <w:lang w:val="en-US" w:eastAsia="zh-CN"/>
+        </w:rPr>
+        <w:t>，7 天后自动清理），并</w:t>
+      </w:r>
+      <w:r>
+        <w:rPr>
+          <w:rFonts w:ascii="Microsoft YaHei" w:hAnsi="Microsoft YaHei" w:eastAsia="Microsoft YaHei"/>
+          <w:b/>
+          <w:lang w:val="en-US" w:eastAsia="zh-CN"/>
+        </w:rPr>
+        <w:t>主动往会话里注入提醒</w:t>
+      </w:r>
+      <w:r>
+        <w:rPr>
+          <w:rFonts w:ascii="Microsoft YaHei" w:hAnsi="Microsoft YaHei" w:eastAsia="Microsoft YaHei"/>
+          <w:lang w:val="en-US" w:eastAsia="zh-CN"/>
+        </w:rPr>
+        <w:t>：</w:t>
+      </w:r>
+    </w:p>
+    <w:p>
+      <w:r>
+        <w:rPr>
+          <w:rFonts w:ascii="Microsoft YaHei" w:hAnsi="Microsoft YaHei" w:eastAsia="Microsoft YaHei"/>
+          <w:b/>
+          <w:lang w:val="en-US" w:eastAsia="zh-CN"/>
+        </w:rPr>
+        <w:t>直接带最多 3 条负面结论 / 3 条工具失败</w:t>
+      </w:r>
+      <w:r>
+        <w:rPr>
+          <w:rFonts w:ascii="Microsoft YaHei" w:hAnsi="Microsoft YaHei" w:eastAsia="Microsoft YaHei"/>
+          <w:lang w:val="en-US" w:eastAsia="zh-CN"/>
+        </w:rPr>
+        <w:t>，再给记忆 id 和计数。</w:t>
       </w:r>
     </w:p>
     <w:p>
@@ -2066,7 +2576,7 @@
           <w:rFonts w:ascii="Microsoft YaHei" w:hAnsi="Microsoft YaHei" w:eastAsia="Microsoft YaHei"/>
           <w:lang w:val="en-US" w:eastAsia="zh-CN"/>
         </w:rPr>
-        <w:t>注入只带指针，不搬正文，也</w:t>
+        <w:t>提醒带的是最高价值事实，不搬全文，也</w:t>
       </w:r>
       <w:r>
         <w:rPr>
@@ -2093,7 +2603,7 @@
           <w:rFonts w:ascii="Microsoft YaHei" w:hAnsi="Microsoft YaHei" w:eastAsia="Microsoft YaHei"/>
           <w:lang w:val="en-US" w:eastAsia="zh-CN"/>
         </w:rPr>
-        <w:t>边界：它保证"原文没删、给你指针"，</w:t>
+        <w:t>边界：提醒是唯一能保证被看到的通道；记忆只是第二机会，</w:t>
       </w:r>
       <w:r>
         <w:rPr>
@@ -2101,14 +2611,14 @@
           <w:b/>
           <w:lang w:val="en-US" w:eastAsia="zh-CN"/>
         </w:rPr>
-        <w:t>不保证</w:t>
-      </w:r>
-      <w:r>
-        <w:rPr>
-          <w:rFonts w:ascii="Microsoft YaHei" w:hAnsi="Microsoft YaHei" w:eastAsia="Microsoft YaHei"/>
-          <w:lang w:val="en-US" w:eastAsia="zh-CN"/>
-        </w:rPr>
-        <w:t>"结论一定不会丢"。</w:t>
+        <w:t>不保证模型会 open</w:t>
+      </w:r>
+      <w:r>
+        <w:rPr>
+          <w:rFonts w:ascii="Microsoft YaHei" w:hAnsi="Microsoft YaHei" w:eastAsia="Microsoft YaHei"/>
+          <w:lang w:val="en-US" w:eastAsia="zh-CN"/>
+        </w:rPr>
+        <w:t>。</w:t>
       </w:r>
     </w:p>
     <w:p>
@@ -2122,7 +2632,7 @@
           <w:b/>
           <w:lang w:val="en-US" w:eastAsia="zh-CN"/>
         </w:rPr>
-        <w:t>⑤ 判断不归会话所有：身份存在记录里，不在权重里</w:t>
+        <w:t>⑥ 判断不归会话所有：身份存在记录里，不在权重里</w:t>
       </w:r>
     </w:p>
     <w:p>
@@ -3641,7 +4151,22 @@
           <w:rFonts w:ascii="Microsoft YaHei" w:hAnsi="Microsoft YaHei" w:eastAsia="Microsoft YaHei"/>
           <w:lang w:val="en-US" w:eastAsia="zh-CN"/>
         </w:rPr>
-        <w:t>（一轮约 7 万 token 量级，这是实测过的数）。它需要你</w:t>
+        <w:t>（具体 token 取决于模型自己选的任务，</w:t>
+      </w:r>
+      <w:r>
+        <w:rPr>
+          <w:rFonts w:ascii="Microsoft YaHei" w:hAnsi="Microsoft YaHei" w:eastAsia="Microsoft YaHei"/>
+          <w:b/>
+          <w:lang w:val="en-US" w:eastAsia="zh-CN"/>
+        </w:rPr>
+        <w:t>未测量</w:t>
+      </w:r>
+      <w:r>
+        <w:rPr>
+          <w:rFonts w:ascii="Microsoft YaHei" w:hAnsi="Microsoft YaHei" w:eastAsia="Microsoft YaHei"/>
+          <w:lang w:val="en-US" w:eastAsia="zh-CN"/>
+        </w:rPr>
+        <w:t>）。它需要你</w:t>
       </w:r>
       <w:r>
         <w:rPr>
